--- a/zht/docx/116.content.docx
+++ b/zht/docx/116.content.docx
@@ -411,18 +411,12 @@
           <w:lang w:val="zh_TW" w:bidi="zh_TW"/>
         </w:rPr>
       </w:r>
-      <w:hyperlink r:id="rId13">
-        <w:r>
-          <w:rPr>
-            <w:lang w:val="zh_TW" w:bidi="zh_TW"/>
-          </w:rPr>
-          <w:rPr>
-            <w:color w:val="0000EE"/>
-            <w:u w:val="single"/>
-          </w:rPr>
-          <w:t>使徒行傳8:32</w:t>
-        </w:r>
-      </w:hyperlink>
+      <w:r>
+        <w:rPr>
+          <w:lang w:val="zh_TW" w:bidi="zh_TW"/>
+        </w:rPr>
+        <w:t>使徒行傳8:32</w:t>
+      </w:r>
     </w:p>
     <w:p>
       <w:pPr>
@@ -435,18 +429,12 @@
           <w:lang w:val="zh_TW" w:bidi="zh_TW"/>
         </w:rPr>
       </w:r>
-      <w:hyperlink r:id="rId14">
-        <w:r>
-          <w:rPr>
-            <w:lang w:val="zh_TW" w:bidi="zh_TW"/>
-          </w:rPr>
-          <w:rPr>
-            <w:color w:val="0000EE"/>
-            <w:u w:val="single"/>
-          </w:rPr>
-          <w:t>創世記30:32</w:t>
-        </w:r>
-      </w:hyperlink>
+      <w:r>
+        <w:rPr>
+          <w:lang w:val="zh_TW" w:bidi="zh_TW"/>
+        </w:rPr>
+        <w:t>創世記30:32</w:t>
+      </w:r>
     </w:p>
     <w:p>
       <w:pPr>
@@ -459,18 +447,12 @@
           <w:lang w:val="zh_TW" w:bidi="zh_TW"/>
         </w:rPr>
       </w:r>
-      <w:hyperlink r:id="rId15">
-        <w:r>
-          <w:rPr>
-            <w:lang w:val="zh_TW" w:bidi="zh_TW"/>
-          </w:rPr>
-          <w:rPr>
-            <w:color w:val="0000EE"/>
-            <w:u w:val="single"/>
-          </w:rPr>
-          <w:t>約翰福音2:14</w:t>
-        </w:r>
-      </w:hyperlink>
+      <w:r>
+        <w:rPr>
+          <w:lang w:val="zh_TW" w:bidi="zh_TW"/>
+        </w:rPr>
+        <w:t>約翰福音2:14</w:t>
+      </w:r>
     </w:p>
     <w:p>
       <w:pPr>
@@ -483,18 +465,12 @@
           <w:lang w:val="zh_TW" w:bidi="zh_TW"/>
         </w:rPr>
       </w:r>
-      <w:hyperlink r:id="rId16">
-        <w:r>
-          <w:rPr>
-            <w:lang w:val="zh_TW" w:bidi="zh_TW"/>
-          </w:rPr>
-          <w:rPr>
-            <w:color w:val="0000EE"/>
-            <w:u w:val="single"/>
-          </w:rPr>
-          <w:t>路加福音15:5</w:t>
-        </w:r>
-      </w:hyperlink>
+      <w:r>
+        <w:rPr>
+          <w:lang w:val="zh_TW" w:bidi="zh_TW"/>
+        </w:rPr>
+        <w:t>路加福音15:5</w:t>
+      </w:r>
     </w:p>
     <w:p>
       <w:pPr>
@@ -507,18 +483,12 @@
           <w:lang w:val="zh_TW" w:bidi="zh_TW"/>
         </w:rPr>
       </w:r>
-      <w:hyperlink r:id="rId17">
-        <w:r>
-          <w:rPr>
-            <w:lang w:val="zh_TW" w:bidi="zh_TW"/>
-          </w:rPr>
-          <w:rPr>
-            <w:color w:val="0000EE"/>
-            <w:u w:val="single"/>
-          </w:rPr>
-          <w:t>馬可福音6:34</w:t>
-        </w:r>
-      </w:hyperlink>
+      <w:r>
+        <w:rPr>
+          <w:lang w:val="zh_TW" w:bidi="zh_TW"/>
+        </w:rPr>
+        <w:t>馬可福音6:34</w:t>
+      </w:r>
     </w:p>
     <w:p>
       <w:pPr>
@@ -531,18 +501,12 @@
           <w:lang w:val="zh_TW" w:bidi="zh_TW"/>
         </w:rPr>
       </w:r>
-      <w:hyperlink r:id="rId18">
-        <w:r>
-          <w:rPr>
-            <w:lang w:val="zh_TW" w:bidi="zh_TW"/>
-          </w:rPr>
-          <w:rPr>
-            <w:color w:val="0000EE"/>
-            <w:u w:val="single"/>
-          </w:rPr>
-          <w:t>馬太福音9:36</w:t>
-        </w:r>
-      </w:hyperlink>
+      <w:r>
+        <w:rPr>
+          <w:lang w:val="zh_TW" w:bidi="zh_TW"/>
+        </w:rPr>
+        <w:t>馬太福音9:36</w:t>
+      </w:r>
     </w:p>
     <w:p>
       <w:pPr>
@@ -555,18 +519,12 @@
           <w:lang w:val="zh_TW" w:bidi="zh_TW"/>
         </w:rPr>
       </w:r>
-      <w:hyperlink r:id="rId19">
-        <w:r>
-          <w:rPr>
-            <w:lang w:val="zh_TW" w:bidi="zh_TW"/>
-          </w:rPr>
-          <w:rPr>
-            <w:color w:val="0000EE"/>
-            <w:u w:val="single"/>
-          </w:rPr>
-          <w:t>馬太福音10:6</w:t>
-        </w:r>
-      </w:hyperlink>
+      <w:r>
+        <w:rPr>
+          <w:lang w:val="zh_TW" w:bidi="zh_TW"/>
+        </w:rPr>
+        <w:t>馬太福音10:6</w:t>
+      </w:r>
     </w:p>
     <w:p>
       <w:pPr>
@@ -579,18 +537,12 @@
           <w:lang w:val="zh_TW" w:bidi="zh_TW"/>
         </w:rPr>
       </w:r>
-      <w:hyperlink r:id="rId20">
-        <w:r>
-          <w:rPr>
-            <w:lang w:val="zh_TW" w:bidi="zh_TW"/>
-          </w:rPr>
-          <w:rPr>
-            <w:color w:val="0000EE"/>
-            <w:u w:val="single"/>
-          </w:rPr>
-          <w:t>馬太福音12:12</w:t>
-        </w:r>
-      </w:hyperlink>
+      <w:r>
+        <w:rPr>
+          <w:lang w:val="zh_TW" w:bidi="zh_TW"/>
+        </w:rPr>
+        <w:t>馬太福音12:12</w:t>
+      </w:r>
     </w:p>
     <w:p>
       <w:pPr>
@@ -603,18 +555,12 @@
           <w:lang w:val="zh_TW" w:bidi="zh_TW"/>
         </w:rPr>
       </w:r>
-      <w:hyperlink r:id="rId21">
-        <w:r>
-          <w:rPr>
-            <w:lang w:val="zh_TW" w:bidi="zh_TW"/>
-          </w:rPr>
-          <w:rPr>
-            <w:color w:val="0000EE"/>
-            <w:u w:val="single"/>
-          </w:rPr>
-          <w:t>馬太福音25:33</w:t>
-        </w:r>
-      </w:hyperlink>
+      <w:r>
+        <w:rPr>
+          <w:lang w:val="zh_TW" w:bidi="zh_TW"/>
+        </w:rPr>
+        <w:t>馬太福音25:33</w:t>
+      </w:r>
     </w:p>
     <w:p>
       <w:pPr>
